--- a/dosyalar/sinavlar/6-sinif/arapca-6-1d1y-beceri.docx
+++ b/dosyalar/sinavlar/6-sinif/arapca-6-1d1y-beceri.docx
@@ -576,7 +576,7 @@
                 <w:szCs w:val="30"/>
                 <w:rtl/>
               </w:rPr>
-              <w:t xml:space="preserve">هَذَا عَمِّي حَسَنٌ، هُوَ تَاجِرٌ فِي السُّوقِ.</w:t>
+              <w:t xml:space="preserve">هَذَا عَمِّي حَسَنٌ، هُوَ طَبَّاخٌ فِي الْمَطْعَمِ.</w:t>
             </w:r>
           </w:p>
           <w:p>
@@ -594,7 +594,7 @@
                 <w:szCs w:val="30"/>
                 <w:rtl/>
               </w:rPr>
-              <w:t xml:space="preserve">وَهَذِهِ عَمَّتِي سُمَيَّةُ، هِيَ طَبِيبَةٌ فِي الْمُسْتَشْفَى.</w:t>
+              <w:t xml:space="preserve">وَهَذِهِ عَمَّتِي سُمَيَّةُ، هِيَ مُمَرِّضَةٌ فِي الْمُسْتَشْفَى.</w:t>
             </w:r>
           </w:p>
           <w:p>
@@ -612,7 +612,7 @@
                 <w:szCs w:val="30"/>
                 <w:rtl/>
               </w:rPr>
-              <w:t xml:space="preserve">خَالِي عُثْمَانُ مُهَنْدِسٌ، وَخَالَتِي فَاطِمَةُ مُمَرِّضَةٌ.</w:t>
+              <w:t xml:space="preserve">خَالِي عُثْمَانُ سَائِقٌ، وَخَالَتِي فَاطِمَةُ مُعَلِّمَةٌ.</w:t>
             </w:r>
           </w:p>
           <w:p>
@@ -752,7 +752,7 @@
                 <w:szCs w:val="28"/>
                 <w:rtl/>
               </w:rPr>
-              <w:t xml:space="preserve">طَبِيبٌ</w:t>
+              <w:t xml:space="preserve">مُعَلِّمٌ</w:t>
             </w:r>
           </w:p>
         </w:tc>
@@ -801,7 +801,7 @@
                 <w:szCs w:val="28"/>
                 <w:rtl/>
               </w:rPr>
-              <w:t xml:space="preserve">تَاجِرٌ</w:t>
+              <w:t xml:space="preserve">طَبَّاخٌ</w:t>
             </w:r>
           </w:p>
         </w:tc>
@@ -855,7 +855,7 @@
                 <w:szCs w:val="28"/>
                 <w:rtl/>
               </w:rPr>
-              <w:t xml:space="preserve">مُعَلِّمٌ</w:t>
+              <w:t xml:space="preserve">ضَابِطٌ</w:t>
             </w:r>
           </w:p>
         </w:tc>
@@ -904,7 +904,7 @@
                 <w:szCs w:val="28"/>
                 <w:rtl/>
               </w:rPr>
-              <w:t xml:space="preserve">مُهَنْدِسٌ</w:t>
+              <w:t xml:space="preserve">سَائِقٌ</w:t>
             </w:r>
           </w:p>
         </w:tc>
@@ -1057,7 +1057,7 @@
                 <w:szCs w:val="28"/>
                 <w:rtl/>
               </w:rPr>
-              <w:t xml:space="preserve">فِي السُّوقِ</w:t>
+              <w:t xml:space="preserve">فِي الْمَطْعَمِ</w:t>
             </w:r>
           </w:p>
         </w:tc>
@@ -1439,7 +1439,7 @@
           <w:sz w:val="20"/>
           <w:szCs w:val="20"/>
         </w:rPr>
-        <w:t xml:space="preserve">d)  Sen akrabalarını ne zaman ziyaret edersin? Arapça bir cümleyle yazınız.</w:t>
+        <w:t xml:space="preserve">d)  Babanın mesleği nedir? Arapça bir cümleyle yazınız.</w:t>
       </w:r>
     </w:p>
     <w:p>
@@ -1910,7 +1910,7 @@
                 <w:szCs w:val="28"/>
                 <w:rtl/>
               </w:rPr>
-              <w:t xml:space="preserve">عَمُّ زَيْنَبَ طَبِيبٌ.</w:t>
+              <w:t xml:space="preserve">عَمُّ زَيْنَبَ ضَابِطٌ.</w:t>
             </w:r>
           </w:p>
         </w:tc>
@@ -2288,7 +2288,7 @@
                 <w:szCs w:val="28"/>
                 <w:rtl/>
               </w:rPr>
-              <w:t xml:space="preserve">زَيْنَبُ تَزُورُ أَقَارِبَهَا فِي الْعِيدِ.</w:t>
+              <w:t xml:space="preserve">وَالِدُ زَيْنَبَ يَعْمَلُ فِي الْمَصْنَعِ.</w:t>
             </w:r>
           </w:p>
         </w:tc>
@@ -2771,7 +2771,7 @@
                 <w:szCs w:val="28"/>
                 <w:rtl/>
               </w:rPr>
-              <w:t xml:space="preserve">تَاجِرٌ</w:t>
+              <w:t xml:space="preserve">طَبَّاخٌ</w:t>
             </w:r>
           </w:p>
         </w:tc>
@@ -2821,7 +2821,7 @@
                 <w:szCs w:val="28"/>
                 <w:rtl/>
               </w:rPr>
-              <w:t xml:space="preserve">مُهَنْدِسٌ</w:t>
+              <w:t xml:space="preserve">سَائِقٌ</w:t>
             </w:r>
           </w:p>
         </w:tc>
@@ -2876,7 +2876,7 @@
                 <w:szCs w:val="28"/>
                 <w:rtl/>
               </w:rPr>
-              <w:t xml:space="preserve">طَبِيبٌ</w:t>
+              <w:t xml:space="preserve">مُعَلِّمٌ</w:t>
             </w:r>
           </w:p>
         </w:tc>
@@ -2926,7 +2926,7 @@
                 <w:szCs w:val="28"/>
                 <w:rtl/>
               </w:rPr>
-              <w:t xml:space="preserve">مُزَارِعٌ</w:t>
+              <w:t xml:space="preserve">فَلَّاحٌ</w:t>
             </w:r>
           </w:p>
         </w:tc>
@@ -3196,7 +3196,7 @@
           <w:sz w:val="20"/>
           <w:szCs w:val="20"/>
         </w:rPr>
-        <w:t xml:space="preserve">4.  «بَيْتُ الْجَدِّ» tamlamasının Türkçe karşılığı hangisidir?</w:t>
+        <w:t xml:space="preserve">4.  «مَا مِهْنَةُ خَالِكَ؟» sorusunun Türkçe karşılığı hangisidir?</w:t>
       </w:r>
     </w:p>
     <w:tbl>
@@ -3264,7 +3264,7 @@
                 <w:sz w:val="20"/>
                 <w:szCs w:val="20"/>
               </w:rPr>
-              <w:t xml:space="preserve">Dedenin evi</w:t>
+              <w:t xml:space="preserve">Dayının mesleği nedir?</w:t>
             </w:r>
           </w:p>
         </w:tc>
@@ -3313,7 +3313,7 @@
                 <w:sz w:val="20"/>
                 <w:szCs w:val="20"/>
               </w:rPr>
-              <w:t xml:space="preserve">Ninenin evi</w:t>
+              <w:t xml:space="preserve">Dayın nerede oturur?</w:t>
             </w:r>
           </w:p>
         </w:tc>
@@ -3367,7 +3367,7 @@
                 <w:sz w:val="20"/>
                 <w:szCs w:val="20"/>
               </w:rPr>
-              <w:t xml:space="preserve">Amcanın evi</w:t>
+              <w:t xml:space="preserve">Dayının adı nedir?</w:t>
             </w:r>
           </w:p>
         </w:tc>
@@ -3416,7 +3416,7 @@
                 <w:sz w:val="20"/>
                 <w:szCs w:val="20"/>
               </w:rPr>
-              <w:t xml:space="preserve">Büyük ev</w:t>
+              <w:t xml:space="preserve">Dayın kaç yaşında?</w:t>
             </w:r>
           </w:p>
         </w:tc>
@@ -3439,7 +3439,7 @@
           <w:sz w:val="20"/>
           <w:szCs w:val="20"/>
         </w:rPr>
-        <w:t xml:space="preserve">5.  Akrabalarınızın sizi ziyaret ettiğini söylemek istiyorsun.</w:t>
+        <w:t xml:space="preserve">5.  Babanın fabrikada çalıştığını söylemek istiyorsun.</w:t>
       </w:r>
     </w:p>
     <w:tbl>
@@ -3508,7 +3508,7 @@
                 <w:szCs w:val="28"/>
                 <w:rtl/>
               </w:rPr>
-              <w:t xml:space="preserve">نَزُورُ أَقَارِبَنَا.</w:t>
+              <w:t xml:space="preserve">وَالِدِي مَاهِرٌ.</w:t>
             </w:r>
           </w:p>
         </w:tc>
@@ -3558,7 +3558,7 @@
                 <w:szCs w:val="28"/>
                 <w:rtl/>
               </w:rPr>
-              <w:t xml:space="preserve">أَقَارِبُنَا يَزُورُونَنَا.</w:t>
+              <w:t xml:space="preserve">وَالِدِي يَعْمَلُ فِي الْمَصْنَعِ.</w:t>
             </w:r>
           </w:p>
         </w:tc>
@@ -3613,7 +3613,7 @@
                 <w:szCs w:val="28"/>
                 <w:rtl/>
               </w:rPr>
-              <w:t xml:space="preserve">أَقَارِبُنَا كَثِيرُونَ.</w:t>
+              <w:t xml:space="preserve">وَالِدِي نَشِيطٌ.</w:t>
             </w:r>
           </w:p>
         </w:tc>
@@ -3663,7 +3663,7 @@
                 <w:szCs w:val="28"/>
                 <w:rtl/>
               </w:rPr>
-              <w:t xml:space="preserve">أَيْنَ أَقَارِبُنَا؟</w:t>
+              <w:t xml:space="preserve">أَيْنَ وَالِدِي؟</w:t>
             </w:r>
           </w:p>
         </w:tc>
@@ -4107,7 +4107,7 @@
                 <w:szCs w:val="28"/>
                 <w:rtl/>
               </w:rPr>
-              <w:t xml:space="preserve">نَزُورُ جَدَّتَنَا فِي الْعُطْلَةِ.</w:t>
+              <w:t xml:space="preserve">أَيْنَ يَعْمَلُ خَالُكَ؟</w:t>
             </w:r>
           </w:p>
         </w:tc>
@@ -4519,7 +4519,7 @@
                 <w:sz w:val="20"/>
                 <w:szCs w:val="20"/>
               </w:rPr>
-              <w:t xml:space="preserve">Tatilde ninenizi ziyaret ettiğinizi söylüyorsun.</w:t>
+              <w:t xml:space="preserve">Dayının nerede çalıştığını soruyorsun.</w:t>
             </w:r>
           </w:p>
         </w:tc>
@@ -4769,7 +4769,7 @@
                 <w:szCs w:val="30"/>
                 <w:rtl/>
               </w:rPr>
-              <w:t xml:space="preserve">السَّادِسِ   —   تَاجِرٌ   —   طَبِيبَةٌ   —   مُهَنْدِسٌ   —   الْقَرْيَةِ</w:t>
+              <w:t xml:space="preserve">السَّادِسِ   —   طَبَّاخٌ   —   مُمَرِّضَةٌ   —   سَائِقٌ   —   الْقَرْيَةِ</w:t>
             </w:r>
           </w:p>
         </w:tc>
@@ -4948,7 +4948,7 @@
                 <w:szCs w:val="28"/>
                 <w:rtl/>
               </w:rPr>
-              <w:t xml:space="preserve">عَمُّهُ حَسَنٌ ……………………… فِي السُّوقِ.</w:t>
+              <w:t xml:space="preserve">عَمُّهُ حَسَنٌ ……………………… فِي الْمَطْعَمِ.</w:t>
             </w:r>
           </w:p>
         </w:tc>
@@ -6576,7 +6576,7 @@
           <w:sz w:val="21"/>
           <w:szCs w:val="21"/>
         </w:rPr>
-        <w:t xml:space="preserve">Bir arkadaşına akrabalarını tanıtan kısa bir metin yazınız. Mesleklerinden ve oturdukları yerden söz ediniz.</w:t>
+        <w:t xml:space="preserve">Bir arkadaşına akrabalarını tanıtan kısa bir metin yazınız. Mesleklerinden ve nerede çalıştıklarından söz ediniz.</w:t>
       </w:r>
       <w:r>
         <w:rPr>
@@ -6682,7 +6682,7 @@
                 <w:szCs w:val="30"/>
                 <w:rtl/>
               </w:rPr>
-              <w:t xml:space="preserve">أَقَارِبِي   —   عَمِّي   —   عَمَّتِي   —   خَالِي   —   خَالَتِي   —   جَدِّي   —   جَدَّتِي   —   يَسْكُنُ   —   نَزُورُ</w:t>
+              <w:t xml:space="preserve">أَقَارِبِي   —   وَالِدِي   —   عَمِّي   —   عَمَّتِي   —   خَالِي   —   يَعْمَلُ   —   مِهْنَةُ</w:t>
             </w:r>
           </w:p>
         </w:tc>
@@ -7210,7 +7210,7 @@
                 <w:sz w:val="19"/>
                 <w:szCs w:val="19"/>
               </w:rPr>
-              <w:t xml:space="preserve">d) Örnek: أَزُورُ أَقَارِبِي فِي الْعِيدِ. (3 puan)</w:t>
+              <w:t xml:space="preserve">d) Örnek: وَالِدِي طَبَّاخٌ. (3 puan)</w:t>
             </w:r>
           </w:p>
         </w:tc>
@@ -7322,7 +7322,7 @@
                 <w:sz w:val="19"/>
                 <w:szCs w:val="19"/>
               </w:rPr>
-              <w:t xml:space="preserve">أَنَا زَيْنَبُ. لِي عَمٌّ وَاحِدٌ وَخَالَتَانِ. عَمِّي مُزَارِعٌ. خَالَتِي الْكُبْرَى مُعَلِّمَةٌ. جَدَّتِي تَسْكُنُ مَعَنَا فِي الْبَيْتِ. نَحْنُ نَزُورُ أَقَارِبَنَا فِي الْعِيدِ.</w:t>
+              <w:t xml:space="preserve">أَنَا زَيْنَبُ. لِي عَمٌّ وَاحِدٌ وَخَالَتَانِ. عَمِّي فَلَّاحٌ. خَالَتِي الْكُبْرَى مُعَلِّمَةٌ. جَدَّتِي تَسْكُنُ مَعَنَا فِي الْبَيْتِ. وَالِدِي يَعْمَلُ فِي الْمَصْنَعِ.</w:t>
             </w:r>
           </w:p>
           <w:p>
@@ -7622,7 +7622,7 @@
                 <w:szCs w:val="27"/>
                 <w:rtl/>
               </w:rPr>
-              <w:t xml:space="preserve">السَّادِسِ ، تَاجِرٌ ، طَبِيبَةٌ ، مُهَنْدِسٌ ، الْقَرْيَةِ</w:t>
+              <w:t xml:space="preserve">السَّادِسِ ، طَبَّاخٌ ، مُمَرِّضَةٌ ، سَائِقٌ ، الْقَرْيَةِ</w:t>
             </w:r>
           </w:p>
         </w:tc>
@@ -7810,7 +7810,7 @@
                 <w:szCs w:val="27"/>
                 <w:rtl/>
               </w:rPr>
-              <w:t xml:space="preserve">هُوَ فِي الصَّفِّ السَّادِسِ. · اِسْمُهُ حَسَنٌ. · هِيَ طَبِيبَةٌ.</w:t>
+              <w:t xml:space="preserve">هُوَ فِي الصَّفِّ السَّادِسِ. · اِسْمُهُ حَسَنٌ. · هِيَ مُمَرِّضَةٌ.</w:t>
             </w:r>
           </w:p>
           <w:p>
@@ -7828,7 +7828,7 @@
                 <w:szCs w:val="27"/>
                 <w:rtl/>
               </w:rPr>
-              <w:t xml:space="preserve">هِيَ مُمَرِّضَةٌ. · يَسْكُنَانِ فِي الْقَرْيَةِ.</w:t>
+              <w:t xml:space="preserve">هِيَ مُعَلِّمَةٌ. · يَسْكُنَانِ فِي الْقَرْيَةِ.</w:t>
             </w:r>
           </w:p>
         </w:tc>
@@ -8326,7 +8326,7 @@
                 <w:sz w:val="19"/>
                 <w:szCs w:val="19"/>
               </w:rPr>
-              <w:t xml:space="preserve">Muttasıl zamirleri ve izâfe yapısını doğru kullanır.</w:t>
+              <w:t xml:space="preserve">Muttasıl zamirleri ve "يَعْمَلُ فِي…" yapısını doğru kullanır.</w:t>
             </w:r>
           </w:p>
         </w:tc>
